--- a/Guide.docx
+++ b/Guide.docx
@@ -2,7 +2,40 @@
 <file path=word/document.xml><?xml version="1.0" encoding="utf-8"?>
 <w:document xmlns:wpc="http://schemas.microsoft.com/office/word/2010/wordprocessingCanvas" xmlns:cx="http://schemas.microsoft.com/office/drawing/2014/chartex" xmlns:cx1="http://schemas.microsoft.com/office/drawing/2015/9/8/chartex" xmlns:cx2="http://schemas.microsoft.com/office/drawing/2015/10/21/chartex" xmlns:cx3="http://schemas.microsoft.com/office/drawing/2016/5/9/chartex" xmlns:cx4="http://schemas.microsoft.com/office/drawing/2016/5/10/chartex" xmlns:cx5="http://schemas.microsoft.com/office/drawing/2016/5/11/chartex" xmlns:cx6="http://schemas.microsoft.com/office/drawing/2016/5/12/chartex" xmlns:cx7="http://schemas.microsoft.com/office/drawing/2016/5/13/chartex" xmlns:cx8="http://schemas.microsoft.com/office/drawing/2016/5/14/chartex" xmlns:mc="http://schemas.openxmlformats.org/markup-compatibility/2006" xmlns:aink="http://schemas.microsoft.com/office/drawing/2016/ink" xmlns:am3d="http://schemas.microsoft.com/office/drawing/2017/model3d" xmlns:o="urn:schemas-microsoft-com:office:office" xmlns:r="http://schemas.openxmlformats.org/officeDocument/2006/relationships" xmlns:m="http://schemas.openxmlformats.org/officeDocument/2006/math" xmlns:v="urn:schemas-microsoft-com:vml" xmlns:wp14="http://schemas.microsoft.com/office/word/2010/wordprocessingDrawing" xmlns:wp="http://schemas.openxmlformats.org/drawingml/2006/wordprocessingDrawing" xmlns:w10="urn:schemas-microsoft-com:office:word" xmlns:w="http://schemas.openxmlformats.org/wordprocessingml/2006/main" xmlns:w14="http://schemas.microsoft.com/office/word/2010/wordml" xmlns:w15="http://schemas.microsoft.com/office/word/2012/wordml" xmlns:w16cex="http://schemas.microsoft.com/office/word/2018/wordml/cex" xmlns:w16cid="http://schemas.microsoft.com/office/word/2016/wordml/cid" xmlns:w16="http://schemas.microsoft.com/office/word/2018/wordml" xmlns:w16se="http://schemas.microsoft.com/office/word/2015/wordml/symex" xmlns:wpg="http://schemas.microsoft.com/office/word/2010/wordprocessingGroup" xmlns:wpi="http://schemas.microsoft.com/office/word/2010/wordprocessingInk" xmlns:wne="http://schemas.microsoft.com/office/word/2006/wordml" xmlns:wps="http://schemas.microsoft.com/office/word/2010/wordprocessingShape" mc:Ignorable="w14 w15 w16se w16cid w16 w16cex wp14">
   <w:body>
-    <w:p/>
+    <w:p>
+      <w:pPr>
+        <w:spacing w:line="480" w:lineRule="auto"/>
+        <w:ind w:firstLine="720"/>
+      </w:pPr>
+      <w:r>
+        <w:t>This guide will describe the process of uploading a Universal Windows Platform (UWP) app to the Microsoft Store for use on an Xbox in retail mode.  Apps you install to your Xbox in this way will not need to be sideloaded in dev mode.  This is useful for several reasons: allowing use of Xbox remote play, avoiding having to restart the Xbox, and bypassing the 2 GB file size limit imposed on dev mode.</w:t>
+      </w:r>
+    </w:p>
+    <w:p>
+      <w:pPr>
+        <w:spacing w:line="480" w:lineRule="auto"/>
+        <w:ind w:firstLine="720"/>
+      </w:pPr>
+      <w:r>
+        <w:t xml:space="preserve">There are some things you should be aware of if you choose to follow this guide.  Installing emulation apps to an Xbox in retail mode is against Microsoft’s terms of service.  For example, it is possible to install RetroArch and PPSSPP to an Xbox in retail mode.  The consequences of breaking these terms of service, if any, are unknown.  In addition, you will need to pay $20 </w:t>
+      </w:r>
+      <w:proofErr w:type="gramStart"/>
+      <w:r>
+        <w:t>in order to</w:t>
+      </w:r>
+      <w:proofErr w:type="gramEnd"/>
+      <w:r>
+        <w:t xml:space="preserve"> acquire a developer account from Microsoft.  If you can currently sideload apps in dev mode, you have already </w:t>
+      </w:r>
+      <w:proofErr w:type="gramStart"/>
+      <w:r>
+        <w:t>paid</w:t>
+      </w:r>
+      <w:proofErr w:type="gramEnd"/>
+      <w:r>
+        <w:t xml:space="preserve"> and you don’t need to pay again.  For the purposes of this guide, an FTP app will be uploaded for use on retail mode.</w:t>
+      </w:r>
+    </w:p>
     <w:sectPr>
       <w:pgSz w:w="12240" w:h="15840"/>
       <w:pgMar w:top="1440" w:right="1440" w:bottom="1440" w:left="1440" w:header="720" w:footer="720" w:gutter="0"/>
@@ -136,6 +169,7 @@
     <w:lsdException w:name="HTML Sample" w:semiHidden="1" w:unhideWhenUsed="1"/>
     <w:lsdException w:name="HTML Typewriter" w:semiHidden="1" w:unhideWhenUsed="1"/>
     <w:lsdException w:name="HTML Variable" w:semiHidden="1" w:unhideWhenUsed="1"/>
+    <w:lsdException w:name="Normal Table" w:semiHidden="1" w:unhideWhenUsed="1"/>
     <w:lsdException w:name="annotation subject" w:semiHidden="1" w:unhideWhenUsed="1"/>
     <w:lsdException w:name="No List" w:semiHidden="1" w:unhideWhenUsed="1"/>
     <w:lsdException w:name="Outline List 1" w:semiHidden="1" w:unhideWhenUsed="1"/>
@@ -182,8 +216,10 @@
     <w:lsdException w:name="Table Subtle 2" w:semiHidden="1" w:unhideWhenUsed="1"/>
     <w:lsdException w:name="Table Web 1" w:semiHidden="1" w:unhideWhenUsed="1"/>
     <w:lsdException w:name="Table Web 2" w:semiHidden="1" w:unhideWhenUsed="1"/>
+    <w:lsdException w:name="Table Web 3" w:semiHidden="1" w:unhideWhenUsed="1"/>
     <w:lsdException w:name="Balloon Text" w:semiHidden="1" w:unhideWhenUsed="1"/>
     <w:lsdException w:name="Table Grid" w:uiPriority="39"/>
+    <w:lsdException w:name="Table Theme" w:semiHidden="1" w:unhideWhenUsed="1"/>
     <w:lsdException w:name="Placeholder Text" w:semiHidden="1"/>
     <w:lsdException w:name="No Spacing" w:uiPriority="1" w:qFormat="1"/>
     <w:lsdException w:name="Light Shading" w:uiPriority="60"/>

--- a/Guide.docx
+++ b/Guide.docx
@@ -17,23 +17,13 @@
         <w:ind w:firstLine="720"/>
       </w:pPr>
       <w:r>
-        <w:t xml:space="preserve">There are some things you should be aware of if you choose to follow this guide.  Installing emulation apps to an Xbox in retail mode is against Microsoft’s terms of service.  For example, it is possible to install RetroArch and PPSSPP to an Xbox in retail mode.  The consequences of breaking these terms of service, if any, are unknown.  In addition, you will need to pay $20 </w:t>
+        <w:t>There are some things</w:t>
       </w:r>
-      <w:proofErr w:type="gramStart"/>
       <w:r>
-        <w:t>in order to</w:t>
+        <w:t xml:space="preserve"> that</w:t>
       </w:r>
-      <w:proofErr w:type="gramEnd"/>
       <w:r>
-        <w:t xml:space="preserve"> acquire a developer account from Microsoft.  If you can currently sideload apps in dev mode, you have already </w:t>
-      </w:r>
-      <w:proofErr w:type="gramStart"/>
-      <w:r>
-        <w:t>paid</w:t>
-      </w:r>
-      <w:proofErr w:type="gramEnd"/>
-      <w:r>
-        <w:t xml:space="preserve"> and you don’t need to pay again.  For the purposes of this guide, an FTP app will be uploaded for use on retail mode.</w:t>
+        <w:t xml:space="preserve"> you should be aware of if you choose to follow this guide.  Installing emulation apps to an Xbox in retail mode is against Microsoft’s terms of service.  For example, it is possible to install RetroArch and PPSSPP to an Xbox in retail mode.  The consequences of breaking these terms of service, if any, are unknown.  In addition, you will need to pay $20 in order to acquire a developer account from Microsoft.  If you can currently sideload apps in dev mode, you have already paid and you don’t need to pay again.  For the purposes of this guide, an FTP app will be uploaded for use on retail mode.</w:t>
       </w:r>
     </w:p>
     <w:sectPr>

--- a/Guide.docx
+++ b/Guide.docx
@@ -10,6 +10,9 @@
       <w:r>
         <w:t>This guide will describe the process of uploading a Universal Windows Platform (UWP) app to the Microsoft Store for use on an Xbox in retail mode.  Apps you install to your Xbox in this way will not need to be sideloaded in dev mode.  This is useful for several reasons: allowing use of Xbox remote play, avoiding having to restart the Xbox, and bypassing the 2 GB file size limit imposed on dev mode.</w:t>
       </w:r>
+      <w:r>
+        <w:t xml:space="preserve">  Currently, only apps for which the source code is available can be installed in this way to retail mode.</w:t>
+      </w:r>
     </w:p>
     <w:p>
       <w:pPr>
@@ -20,11 +23,142 @@
         <w:t>There are some things</w:t>
       </w:r>
       <w:r>
-        <w:t xml:space="preserve"> that</w:t>
-      </w:r>
-      <w:r>
-        <w:t xml:space="preserve"> you should be aware of if you choose to follow this guide.  Installing emulation apps to an Xbox in retail mode is against Microsoft’s terms of service.  For example, it is possible to install RetroArch and PPSSPP to an Xbox in retail mode.  The consequences of breaking these terms of service, if any, are unknown.  In addition, you will need to pay $20 in order to acquire a developer account from Microsoft.  If you can currently sideload apps in dev mode, you have already paid and you don’t need to pay again.  For the purposes of this guide, an FTP app will be uploaded for use on retail mode.</w:t>
-      </w:r>
+        <w:t xml:space="preserve"> </w:t>
+      </w:r>
+      <w:r>
+        <w:t xml:space="preserve">you should be aware of if you choose to follow this guide.  Installing emulation apps to an Xbox in retail mode is against Microsoft’s terms of service.  For example, it is possible to install RetroArch and PPSSPP to an Xbox in retail mode.  The consequences of breaking these terms of service, if any, are unknown.  In addition, you will need to pay $20 </w:t>
+      </w:r>
+      <w:proofErr w:type="gramStart"/>
+      <w:r>
+        <w:t>in order to</w:t>
+      </w:r>
+      <w:proofErr w:type="gramEnd"/>
+      <w:r>
+        <w:t xml:space="preserve"> acquire a developer account from Microsoft.  If you can currently sideload apps in dev mode, you have already </w:t>
+      </w:r>
+      <w:proofErr w:type="gramStart"/>
+      <w:r>
+        <w:t>paid</w:t>
+      </w:r>
+      <w:proofErr w:type="gramEnd"/>
+      <w:r>
+        <w:t xml:space="preserve"> and you don’t need to pay again.  For the purposes of this guide, an FTP app will be uploaded for use on retail mode.</w:t>
+      </w:r>
+    </w:p>
+    <w:p>
+      <w:pPr>
+        <w:spacing w:line="480" w:lineRule="auto"/>
+        <w:ind w:firstLine="720"/>
+      </w:pPr>
+      <w:r>
+        <w:t>To summarize what must be done, you must first create a template for an app on Microsoft Partner Center (used for releasing UWP apps</w:t>
+      </w:r>
+      <w:r>
+        <w:t xml:space="preserve"> to the Microsoft Store</w:t>
+      </w:r>
+      <w:r>
+        <w:t xml:space="preserve">), indicate that the app will only be available to a private audience (so it </w:t>
+      </w:r>
+      <w:proofErr w:type="gramStart"/>
+      <w:r>
+        <w:t>doesn’t</w:t>
+      </w:r>
+      <w:proofErr w:type="gramEnd"/>
+      <w:r>
+        <w:t xml:space="preserve"> need to be pass certification), add your email address to th</w:t>
+      </w:r>
+      <w:r>
+        <w:t>at</w:t>
+      </w:r>
+      <w:r>
+        <w:t xml:space="preserve"> private audience, create a website with a link to your app, and then click on that link using your Xbox’s Edge browser.</w:t>
+      </w:r>
+    </w:p>
+    <w:p>
+      <w:pPr>
+        <w:spacing w:line="480" w:lineRule="auto"/>
+      </w:pPr>
+      <w:r>
+        <w:rPr>
+          <w:b/>
+          <w:bCs/>
+        </w:rPr>
+        <w:t xml:space="preserve">Step 1: </w:t>
+      </w:r>
+      <w:r>
+        <w:rPr>
+          <w:b/>
+          <w:bCs/>
+        </w:rPr>
+        <w:t xml:space="preserve">Sign up for a developer </w:t>
+      </w:r>
+      <w:proofErr w:type="gramStart"/>
+      <w:r>
+        <w:rPr>
+          <w:b/>
+          <w:bCs/>
+        </w:rPr>
+        <w:t>account</w:t>
+      </w:r>
+      <w:proofErr w:type="gramEnd"/>
+    </w:p>
+    <w:p>
+      <w:pPr>
+        <w:spacing w:line="480" w:lineRule="auto"/>
+      </w:pPr>
+      <w:r>
+        <w:t xml:space="preserve">If you have a Microsoft account that you log into on your Xbox and $20, you have everything you need to </w:t>
+      </w:r>
+      <w:r>
+        <w:t>finish</w:t>
+      </w:r>
+      <w:r>
+        <w:t xml:space="preserve"> the process.  If you have a developer account already, skip this step.</w:t>
+      </w:r>
+    </w:p>
+    <w:p>
+      <w:pPr>
+        <w:spacing w:before="240" w:line="480" w:lineRule="auto"/>
+      </w:pPr>
+      <w:r>
+        <w:t>1.  Go to this URL (</w:t>
+      </w:r>
+      <w:hyperlink r:id="rId4" w:history="1">
+        <w:r>
+          <w:rPr>
+            <w:rStyle w:val="Hyperlink"/>
+          </w:rPr>
+          <w:t>https://developer.microsoft.com/en-us/store/register/</w:t>
+        </w:r>
+      </w:hyperlink>
+      <w:r>
+        <w:t>) and click on the “Sign Up” button.</w:t>
+      </w:r>
+    </w:p>
+    <w:p>
+      <w:pPr>
+        <w:spacing w:before="240" w:line="480" w:lineRule="auto"/>
+      </w:pPr>
+      <w:r>
+        <w:lastRenderedPageBreak/>
+        <w:t xml:space="preserve">2.  </w:t>
+      </w:r>
+      <w:r>
+        <w:t>If you are not already signed in with your Xbox’s Microsoft account, sign in using the prompt displayed.</w:t>
+      </w:r>
+    </w:p>
+    <w:p>
+      <w:pPr>
+        <w:spacing w:before="240" w:line="480" w:lineRule="auto"/>
+      </w:pPr>
+      <w:r>
+        <w:t>3.</w:t>
+      </w:r>
+    </w:p>
+    <w:p>
+      <w:pPr>
+        <w:spacing w:line="480" w:lineRule="auto"/>
+      </w:pPr>
     </w:p>
     <w:sectPr>
       <w:pgSz w:w="12240" w:h="15840"/>
@@ -462,6 +596,29 @@
     <w:semiHidden/>
     <w:unhideWhenUsed/>
   </w:style>
+  <w:style w:type="character" w:styleId="Hyperlink">
+    <w:name w:val="Hyperlink"/>
+    <w:basedOn w:val="DefaultParagraphFont"/>
+    <w:uiPriority w:val="99"/>
+    <w:unhideWhenUsed/>
+    <w:rsid w:val="005266D5"/>
+    <w:rPr>
+      <w:color w:val="0563C1" w:themeColor="hyperlink"/>
+      <w:u w:val="single"/>
+    </w:rPr>
+  </w:style>
+  <w:style w:type="character" w:styleId="UnresolvedMention">
+    <w:name w:val="Unresolved Mention"/>
+    <w:basedOn w:val="DefaultParagraphFont"/>
+    <w:uiPriority w:val="99"/>
+    <w:semiHidden/>
+    <w:unhideWhenUsed/>
+    <w:rsid w:val="005266D5"/>
+    <w:rPr>
+      <w:color w:val="605E5C"/>
+      <w:shd w:val="clear" w:color="auto" w:fill="E1DFDD"/>
+    </w:rPr>
+  </w:style>
 </w:styles>
 </file>
 

--- a/Guide.docx
+++ b/Guide.docx
@@ -57,21 +57,28 @@
         <w:t xml:space="preserve"> to the Microsoft Store</w:t>
       </w:r>
       <w:r>
-        <w:t xml:space="preserve">), indicate that the app will only be available to a private audience (so it </w:t>
-      </w:r>
-      <w:proofErr w:type="gramStart"/>
-      <w:r>
-        <w:t>doesn’t</w:t>
-      </w:r>
-      <w:proofErr w:type="gramEnd"/>
-      <w:r>
-        <w:t xml:space="preserve"> need to be pass certification), add your email address to th</w:t>
+        <w:t>), indicate that the app will only be available to a private audience (so it doesn’t need to be pass certification), add your email address to th</w:t>
       </w:r>
       <w:r>
         <w:t>at</w:t>
       </w:r>
       <w:r>
-        <w:t xml:space="preserve"> private audience, create a website with a link to your app, and then click on that link using your Xbox’s Edge browser.</w:t>
+        <w:t xml:space="preserve"> private audience, </w:t>
+      </w:r>
+      <w:r>
+        <w:t>associate the app’s source code with the project you created in Partner Center, generate a package that can be</w:t>
+      </w:r>
+      <w:r>
+        <w:t xml:space="preserve"> uploaded to Partner Center, upload the package to Partner Center, submit the Partner Center project to Microsoft, </w:t>
+      </w:r>
+      <w:r>
+        <w:t>create a website with a link to your app</w:t>
+      </w:r>
+      <w:r>
+        <w:t>’s Microsoft Store page</w:t>
+      </w:r>
+      <w:r>
+        <w:t>, and then click on that link using your Xbox’s Edge browser.</w:t>
       </w:r>
     </w:p>
     <w:p>
@@ -121,6 +128,7 @@
         <w:spacing w:before="240" w:line="480" w:lineRule="auto"/>
       </w:pPr>
       <w:r>
+        <w:lastRenderedPageBreak/>
         <w:t>1.  Go to this URL (</w:t>
       </w:r>
       <w:hyperlink r:id="rId4" w:history="1">
@@ -140,7 +148,6 @@
         <w:spacing w:before="240" w:line="480" w:lineRule="auto"/>
       </w:pPr>
       <w:r>
-        <w:lastRenderedPageBreak/>
         <w:t xml:space="preserve">2.  </w:t>
       </w:r>
       <w:r>

--- a/Guide.docx
+++ b/Guide.docx
@@ -26,23 +26,7 @@
         <w:t xml:space="preserve"> </w:t>
       </w:r>
       <w:r>
-        <w:t xml:space="preserve">you should be aware of if you choose to follow this guide.  Installing emulation apps to an Xbox in retail mode is against Microsoft’s terms of service.  For example, it is possible to install RetroArch and PPSSPP to an Xbox in retail mode.  The consequences of breaking these terms of service, if any, are unknown.  In addition, you will need to pay $20 </w:t>
-      </w:r>
-      <w:proofErr w:type="gramStart"/>
-      <w:r>
-        <w:t>in order to</w:t>
-      </w:r>
-      <w:proofErr w:type="gramEnd"/>
-      <w:r>
-        <w:t xml:space="preserve"> acquire a developer account from Microsoft.  If you can currently sideload apps in dev mode, you have already </w:t>
-      </w:r>
-      <w:proofErr w:type="gramStart"/>
-      <w:r>
-        <w:t>paid</w:t>
-      </w:r>
-      <w:proofErr w:type="gramEnd"/>
-      <w:r>
-        <w:t xml:space="preserve"> and you don’t need to pay again.  For the purposes of this guide, an FTP app will be uploaded for use on retail mode.</w:t>
+        <w:t>you should be aware of if you choose to follow this guide.  Installing emulation apps to an Xbox in retail mode is against Microsoft’s terms of service.  For example, it is possible to install RetroArch and PPSSPP to an Xbox in retail mode.  The consequences of breaking these terms of service, if any, are unknown.  In addition, you will need to pay $20 in order to acquire a developer account from Microsoft.  If you can currently sideload apps in dev mode, you have already paid and you don’t need to pay again.  For the purposes of this guide, an FTP app will be uploaded for use on retail mode.</w:t>
       </w:r>
     </w:p>
     <w:p>
@@ -57,7 +41,13 @@
         <w:t xml:space="preserve"> to the Microsoft Store</w:t>
       </w:r>
       <w:r>
-        <w:t>), indicate that the app will only be available to a private audience (so it doesn’t need to be pass certification), add your email address to th</w:t>
+        <w:t xml:space="preserve">), indicate that the app will only be available to a private audience (so </w:t>
+      </w:r>
+      <w:r>
+        <w:t xml:space="preserve">that </w:t>
+      </w:r>
+      <w:r>
+        <w:t>it doesn’t need to be pass certification), add your email address to th</w:t>
       </w:r>
       <w:r>
         <w:t>at</w:t>
@@ -97,17 +87,8 @@
           <w:b/>
           <w:bCs/>
         </w:rPr>
-        <w:t xml:space="preserve">Sign up for a developer </w:t>
-      </w:r>
-      <w:proofErr w:type="gramStart"/>
-      <w:r>
-        <w:rPr>
-          <w:b/>
-          <w:bCs/>
-        </w:rPr>
-        <w:t>account</w:t>
-      </w:r>
-      <w:proofErr w:type="gramEnd"/>
+        <w:t>Sign up for a developer account</w:t>
+      </w:r>
     </w:p>
     <w:p>
       <w:pPr>

--- a/Guide.docx
+++ b/Guide.docx
@@ -6,80 +6,116 @@
       <w:pPr>
         <w:spacing w:line="480" w:lineRule="auto"/>
         <w:ind w:firstLine="720"/>
-      </w:pPr>
-      <w:r>
-        <w:t>This guide will describe the process of uploading a Universal Windows Platform (UWP) app to the Microsoft Store for use on an Xbox in retail mode.  Apps you install to your Xbox in this way will not need to be sideloaded in dev mode.  This is useful for several reasons: allowing use of Xbox remote play, avoiding having to restart the Xbox, and bypassing the 2 GB file size limit imposed on dev mode.</w:t>
-      </w:r>
-      <w:r>
-        <w:t xml:space="preserve">  Currently, only apps for which the source code is available can be installed in this way to retail mode.</w:t>
-      </w:r>
-    </w:p>
-    <w:p>
-      <w:pPr>
-        <w:spacing w:line="480" w:lineRule="auto"/>
-        <w:ind w:firstLine="720"/>
-      </w:pPr>
-      <w:r>
-        <w:t>There are some things</w:t>
-      </w:r>
-      <w:r>
-        <w:t xml:space="preserve"> </w:t>
-      </w:r>
-      <w:r>
-        <w:t>you should be aware of if you choose to follow this guide.  Installing emulation apps to an Xbox in retail mode is against Microsoft’s terms of service.  For example, it is possible to install RetroArch and PPSSPP to an Xbox in retail mode.  The consequences of breaking these terms of service, if any, are unknown.  In addition, you will need to pay $20 in order to acquire a developer account from Microsoft.  If you can currently sideload apps in dev mode, you have already paid and you don’t need to pay again.  For the purposes of this guide, an FTP app will be uploaded for use on retail mode.</w:t>
-      </w:r>
-    </w:p>
-    <w:p>
-      <w:pPr>
-        <w:spacing w:line="480" w:lineRule="auto"/>
-        <w:ind w:firstLine="720"/>
-      </w:pPr>
-      <w:r>
-        <w:t>To summarize what must be done, you must first create a template for an app on Microsoft Partner Center (used for releasing UWP apps</w:t>
-      </w:r>
-      <w:r>
-        <w:t xml:space="preserve"> to the Microsoft Store</w:t>
-      </w:r>
-      <w:r>
-        <w:t xml:space="preserve">), indicate that the app will only be available to a private audience (so </w:t>
-      </w:r>
-      <w:r>
-        <w:t xml:space="preserve">that </w:t>
-      </w:r>
-      <w:r>
-        <w:t>it doesn’t need to be pass certification), add your email address to th</w:t>
-      </w:r>
-      <w:r>
-        <w:t>at</w:t>
-      </w:r>
-      <w:r>
-        <w:t xml:space="preserve"> private audience, </w:t>
-      </w:r>
-      <w:r>
-        <w:t>associate the app’s source code with the project you created in Partner Center, generate a package that can be</w:t>
-      </w:r>
-      <w:r>
-        <w:t xml:space="preserve"> uploaded to Partner Center, upload the package to Partner Center, submit the Partner Center project to Microsoft, </w:t>
-      </w:r>
-      <w:r>
-        <w:t>create a website with a link to your app</w:t>
-      </w:r>
-      <w:r>
-        <w:t>’s Microsoft Store page</w:t>
-      </w:r>
-      <w:r>
-        <w:t>, and then click on that link using your Xbox’s Edge browser.</w:t>
-      </w:r>
-    </w:p>
-    <w:p>
-      <w:pPr>
-        <w:spacing w:line="480" w:lineRule="auto"/>
-      </w:pPr>
-      <w:r>
         <w:rPr>
           <w:b/>
           <w:bCs/>
         </w:rPr>
+      </w:pPr>
+      <w:r>
+        <w:rPr>
+          <w:b/>
+          <w:bCs/>
+        </w:rPr>
+        <w:t>Introduction:</w:t>
+      </w:r>
+    </w:p>
+    <w:p>
+      <w:pPr>
+        <w:spacing w:line="480" w:lineRule="auto"/>
+        <w:ind w:firstLine="720"/>
+      </w:pPr>
+      <w:r>
+        <w:t>This guide will describe the process of uploading a Universal Windows Platform (UWP) app to the Microsoft Store for use on an Xbox in retail mode.  Apps you install to your Xbox in this way will not need to be sideloaded in dev mode.  This is useful for several reasons: allowing use of Xbox remote play, avoiding having to restart the Xbox, and bypassing the 2 GB file size limit imposed on dev mode.</w:t>
+      </w:r>
+      <w:r>
+        <w:t xml:space="preserve">  Currently, only apps for which the source code is available can be installed in this way to retail mode.</w:t>
+      </w:r>
+    </w:p>
+    <w:p>
+      <w:pPr>
+        <w:spacing w:line="480" w:lineRule="auto"/>
+        <w:ind w:firstLine="720"/>
+      </w:pPr>
+      <w:r>
+        <w:t>There are some things</w:t>
+      </w:r>
+      <w:r>
+        <w:t xml:space="preserve"> </w:t>
+      </w:r>
+      <w:r>
+        <w:t>you should be aware of if you choose to follow this guide.  Installing emulation apps to an Xbox in retail mode is against Microsoft’s terms of service.  For example, it is possible to install RetroArch and PPSSPP to an Xbox in retail mode.  The consequences of breaking these terms of service, if any, are unknown.  In addition, you will need to pay $20 in order to acquire a developer account from Microsoft.  If you can currently sideload apps in dev mode, you have already paid and you don’t need to pay again.  For the purposes of this guide, an FTP app will be uploaded for use on retail mode.</w:t>
+      </w:r>
+    </w:p>
+    <w:p>
+      <w:pPr>
+        <w:spacing w:line="480" w:lineRule="auto"/>
+        <w:ind w:firstLine="720"/>
+      </w:pPr>
+      <w:r>
+        <w:t>To summarize what must be done, you must first create a template for an app on Microsoft Partner Center (used for releasing UWP apps</w:t>
+      </w:r>
+      <w:r>
+        <w:t xml:space="preserve"> to the Microsoft Store</w:t>
+      </w:r>
+      <w:r>
+        <w:t xml:space="preserve">), indicate that the app will only be available to a private audience (so </w:t>
+      </w:r>
+      <w:r>
+        <w:t xml:space="preserve">that </w:t>
+      </w:r>
+      <w:r>
+        <w:t>it doesn’t need to be pass certification), add your email address to th</w:t>
+      </w:r>
+      <w:r>
+        <w:t>at</w:t>
+      </w:r>
+      <w:r>
+        <w:t xml:space="preserve"> private audience, </w:t>
+      </w:r>
+      <w:r>
+        <w:t>associate the app’s source code with the project you created in Partner Center, generate a package that can be</w:t>
+      </w:r>
+      <w:r>
+        <w:t xml:space="preserve"> uploaded to Partner Center, upload the package to Partner Center, submit the Partner Center project to Microsoft, </w:t>
+      </w:r>
+      <w:r>
+        <w:t>create a website with a link to your app</w:t>
+      </w:r>
+      <w:r>
+        <w:t>’s Microsoft Store page</w:t>
+      </w:r>
+      <w:r>
+        <w:t>, and then click on that link using your Xbox’s Edge browser.</w:t>
+      </w:r>
+    </w:p>
+    <w:p>
+      <w:pPr>
+        <w:spacing w:line="480" w:lineRule="auto"/>
+        <w:rPr>
+          <w:b/>
+          <w:bCs/>
+        </w:rPr>
+      </w:pPr>
+    </w:p>
+    <w:p>
+      <w:pPr>
+        <w:spacing w:line="480" w:lineRule="auto"/>
+        <w:rPr>
+          <w:b/>
+          <w:bCs/>
+        </w:rPr>
+      </w:pPr>
+    </w:p>
+    <w:p>
+      <w:pPr>
+        <w:spacing w:line="480" w:lineRule="auto"/>
+      </w:pPr>
+      <w:r>
+        <w:rPr>
+          <w:b/>
+          <w:bCs/>
+        </w:rPr>
+        <w:lastRenderedPageBreak/>
         <w:t xml:space="preserve">Step 1: </w:t>
       </w:r>
       <w:r>
@@ -101,7 +137,13 @@
         <w:t>finish</w:t>
       </w:r>
       <w:r>
-        <w:t xml:space="preserve"> the process.  If you have a developer account already, skip this step.</w:t>
+        <w:t xml:space="preserve"> </w:t>
+      </w:r>
+      <w:r>
+        <w:t>this step</w:t>
+      </w:r>
+      <w:r>
+        <w:t>.  If you have a developer account already, skip this step.</w:t>
       </w:r>
     </w:p>
     <w:p>
@@ -109,7 +151,6 @@
         <w:spacing w:before="240" w:line="480" w:lineRule="auto"/>
       </w:pPr>
       <w:r>
-        <w:lastRenderedPageBreak/>
         <w:t>1.  Go to this URL (</w:t>
       </w:r>
       <w:hyperlink r:id="rId4" w:history="1">
@@ -117,7 +158,19 @@
           <w:rPr>
             <w:rStyle w:val="Hyperlink"/>
           </w:rPr>
-          <w:t>https://developer.microsoft.com/en-us/store/register/</w:t>
+          <w:t>https://developer.microsoft.c</w:t>
+        </w:r>
+        <w:r>
+          <w:rPr>
+            <w:rStyle w:val="Hyperlink"/>
+          </w:rPr>
+          <w:t>o</w:t>
+        </w:r>
+        <w:r>
+          <w:rPr>
+            <w:rStyle w:val="Hyperlink"/>
+          </w:rPr>
+          <w:t>m/en-us/store/register/</w:t>
         </w:r>
       </w:hyperlink>
       <w:r>
@@ -142,11 +195,211 @@
       <w:r>
         <w:t>3.</w:t>
       </w:r>
-    </w:p>
-    <w:p>
-      <w:pPr>
-        <w:spacing w:line="480" w:lineRule="auto"/>
-      </w:pPr>
+      <w:r>
+        <w:t xml:space="preserve">  On the next page, select the “Individual” account type option.</w:t>
+      </w:r>
+    </w:p>
+    <w:p>
+      <w:pPr>
+        <w:spacing w:before="240" w:line="480" w:lineRule="auto"/>
+      </w:pPr>
+      <w:r>
+        <w:rPr>
+          <w:noProof/>
+        </w:rPr>
+        <w:drawing>
+          <wp:inline distT="0" distB="0" distL="0" distR="0" wp14:anchorId="2CD9418F" wp14:editId="417B5A20">
+            <wp:extent cx="5943600" cy="1330325"/>
+            <wp:effectExtent l="0" t="0" r="0" b="3175"/>
+            <wp:docPr id="1" name="Picture 1"/>
+            <wp:cNvGraphicFramePr>
+              <a:graphicFrameLocks xmlns:a="http://schemas.openxmlformats.org/drawingml/2006/main" noChangeAspect="1"/>
+            </wp:cNvGraphicFramePr>
+            <a:graphic xmlns:a="http://schemas.openxmlformats.org/drawingml/2006/main">
+              <a:graphicData uri="http://schemas.openxmlformats.org/drawingml/2006/picture">
+                <pic:pic xmlns:pic="http://schemas.openxmlformats.org/drawingml/2006/picture">
+                  <pic:nvPicPr>
+                    <pic:cNvPr id="1" name=""/>
+                    <pic:cNvPicPr/>
+                  </pic:nvPicPr>
+                  <pic:blipFill>
+                    <a:blip r:embed="rId5"/>
+                    <a:stretch>
+                      <a:fillRect/>
+                    </a:stretch>
+                  </pic:blipFill>
+                  <pic:spPr>
+                    <a:xfrm>
+                      <a:off x="0" y="0"/>
+                      <a:ext cx="5943600" cy="1330325"/>
+                    </a:xfrm>
+                    <a:prstGeom prst="rect">
+                      <a:avLst/>
+                    </a:prstGeom>
+                  </pic:spPr>
+                </pic:pic>
+              </a:graphicData>
+            </a:graphic>
+          </wp:inline>
+        </w:drawing>
+      </w:r>
+    </w:p>
+    <w:p>
+      <w:pPr>
+        <w:spacing w:before="240" w:line="480" w:lineRule="auto"/>
+      </w:pPr>
+      <w:r>
+        <w:t>4.  Scroll down to the “</w:t>
+      </w:r>
+      <w:r>
+        <w:t>Publisher display name (Company Name)</w:t>
+      </w:r>
+      <w:r>
+        <w:t>” textbox and enter your desired publisher name.  This can be anything as long as it hasn’t already been used by someone else.</w:t>
+      </w:r>
+    </w:p>
+    <w:p>
+      <w:pPr>
+        <w:spacing w:before="240" w:line="480" w:lineRule="auto"/>
+      </w:pPr>
+      <w:r>
+        <w:t>5.  Scroll down and fill in the “</w:t>
+      </w:r>
+      <w:r>
+        <w:t>Contact info</w:t>
+      </w:r>
+      <w:r>
+        <w:t>” textboxes.  Then, press the “Next” button at the bottom of the page.</w:t>
+      </w:r>
+    </w:p>
+    <w:p>
+      <w:pPr>
+        <w:spacing w:before="240" w:line="480" w:lineRule="auto"/>
+      </w:pPr>
+      <w:r>
+        <w:t>6.  On the next page, click on “add a new payment method.”</w:t>
+      </w:r>
+    </w:p>
+    <w:p>
+      <w:pPr>
+        <w:spacing w:before="240" w:line="480" w:lineRule="auto"/>
+      </w:pPr>
+      <w:r>
+        <w:t>7.  Enter your payment information, go to the Review page, and complete the purchase.</w:t>
+      </w:r>
+    </w:p>
+    <w:p>
+      <w:pPr>
+        <w:spacing w:before="240" w:line="480" w:lineRule="auto"/>
+      </w:pPr>
+    </w:p>
+    <w:p>
+      <w:pPr>
+        <w:spacing w:before="240" w:line="480" w:lineRule="auto"/>
+        <w:rPr>
+          <w:b/>
+          <w:bCs/>
+        </w:rPr>
+      </w:pPr>
+      <w:r>
+        <w:rPr>
+          <w:b/>
+          <w:bCs/>
+        </w:rPr>
+        <w:lastRenderedPageBreak/>
+        <w:t>Step 2: Create an application in Microsoft’s Partner Center</w:t>
+      </w:r>
+    </w:p>
+    <w:p>
+      <w:pPr>
+        <w:spacing w:line="480" w:lineRule="auto"/>
+      </w:pPr>
+      <w:r>
+        <w:t>Now we will use the Partner Center to create an app that you can submit to your private Microsoft Store.</w:t>
+      </w:r>
+    </w:p>
+    <w:p>
+      <w:pPr>
+        <w:spacing w:line="480" w:lineRule="auto"/>
+      </w:pPr>
+      <w:r>
+        <w:t>1.  Go to this URL (</w:t>
+      </w:r>
+      <w:hyperlink r:id="rId6" w:history="1">
+        <w:r>
+          <w:rPr>
+            <w:rStyle w:val="Hyperlink"/>
+          </w:rPr>
+          <w:t>https://partner.microsoft.com/en-us/dashboard/</w:t>
+        </w:r>
+      </w:hyperlink>
+      <w:r>
+        <w:t>) and click on the “Create a new app” button.</w:t>
+      </w:r>
+    </w:p>
+    <w:p>
+      <w:pPr>
+        <w:spacing w:line="480" w:lineRule="auto"/>
+      </w:pPr>
+      <w:r>
+        <w:t>2.  On this page, you will need to enter a name for your app.  It can be anything that has not already been reserved.</w:t>
+      </w:r>
+    </w:p>
+    <w:p>
+      <w:pPr>
+        <w:spacing w:line="480" w:lineRule="auto"/>
+      </w:pPr>
+      <w:r>
+        <w:rPr>
+          <w:noProof/>
+        </w:rPr>
+        <w:drawing>
+          <wp:inline distT="0" distB="0" distL="0" distR="0" wp14:anchorId="7E05B77A" wp14:editId="26C1F04C">
+            <wp:extent cx="5943600" cy="2011045"/>
+            <wp:effectExtent l="0" t="0" r="0" b="8255"/>
+            <wp:docPr id="2" name="Picture 2"/>
+            <wp:cNvGraphicFramePr>
+              <a:graphicFrameLocks xmlns:a="http://schemas.openxmlformats.org/drawingml/2006/main" noChangeAspect="1"/>
+            </wp:cNvGraphicFramePr>
+            <a:graphic xmlns:a="http://schemas.openxmlformats.org/drawingml/2006/main">
+              <a:graphicData uri="http://schemas.openxmlformats.org/drawingml/2006/picture">
+                <pic:pic xmlns:pic="http://schemas.openxmlformats.org/drawingml/2006/picture">
+                  <pic:nvPicPr>
+                    <pic:cNvPr id="1" name=""/>
+                    <pic:cNvPicPr/>
+                  </pic:nvPicPr>
+                  <pic:blipFill>
+                    <a:blip r:embed="rId7"/>
+                    <a:stretch>
+                      <a:fillRect/>
+                    </a:stretch>
+                  </pic:blipFill>
+                  <pic:spPr>
+                    <a:xfrm>
+                      <a:off x="0" y="0"/>
+                      <a:ext cx="5943600" cy="2011045"/>
+                    </a:xfrm>
+                    <a:prstGeom prst="rect">
+                      <a:avLst/>
+                    </a:prstGeom>
+                  </pic:spPr>
+                </pic:pic>
+              </a:graphicData>
+            </a:graphic>
+          </wp:inline>
+        </w:drawing>
+      </w:r>
+      <w:r>
+        <w:t xml:space="preserve">  </w:t>
+      </w:r>
+    </w:p>
+    <w:p>
+      <w:pPr>
+        <w:spacing w:line="480" w:lineRule="auto"/>
+      </w:pPr>
+      <w:r>
+        <w:t>3.  Once you’ve entered the app’s name, click the “Reserve product name” button.</w:t>
+      </w:r>
     </w:p>
     <w:sectPr>
       <w:pgSz w:w="12240" w:h="15840"/>
@@ -607,6 +860,18 @@
       <w:shd w:val="clear" w:color="auto" w:fill="E1DFDD"/>
     </w:rPr>
   </w:style>
+  <w:style w:type="character" w:styleId="FollowedHyperlink">
+    <w:name w:val="FollowedHyperlink"/>
+    <w:basedOn w:val="DefaultParagraphFont"/>
+    <w:uiPriority w:val="99"/>
+    <w:semiHidden/>
+    <w:unhideWhenUsed/>
+    <w:rsid w:val="00C00CB9"/>
+    <w:rPr>
+      <w:color w:val="954F72" w:themeColor="followedHyperlink"/>
+      <w:u w:val="single"/>
+    </w:rPr>
+  </w:style>
 </w:styles>
 </file>
 
